--- a/docs/实验指导/虚线戏法ChalkTrick实验与理论建模方案.docx
+++ b/docs/实验指导/虚线戏法ChalkTrick实验与理论建模方案.docx
@@ -47,7 +47,7 @@
           <w:sz w:val="24"/>
           <w:szCs w:val="24"/>
         </w:rPr>
-        <w:t xml:space="preserve">编制日期：2026 年 10 月 8 日</w:t>
+        <w:t>编制日期：2026 年 10 月 8 日（2026 年 10 月 24 日增补 E6A）</w:t>
       </w:r>
     </w:p>
     <w:p>
@@ -402,6 +402,24 @@
             <w:ind w:left="360"/>
           </w:pPr>
           <w:r>
+            <w:t>3.7A E6A 法向接触力—笔痕相对强度联合标定与反演</w:t>
+          </w:r>
+          <w:r>
+            <w:tab/>
+          </w:r>
+          <w:r>
+            <w:t>10</w:t>
+          </w:r>
+        </w:p>
+        <w:p>
+          <w:pPr>
+            <w:pStyle w:val="TOC2"/>
+            <w:tabs>
+              <w:tab w:val="right" w:leader="dot" w:pos="9000"/>
+            </w:tabs>
+            <w:ind w:left="360"/>
+          </w:pPr>
+          <w:r>
             <w:t>3.8 E7 盲反演锦标赛</w:t>
           </w:r>
           <w:r>
@@ -2317,6 +2335,104 @@
           </w:p>
         </w:tc>
       </w:tr>
+      <w:tr>
+        <w:tc>
+          <w:tcPr>
+            <w:tcW w:type="dxa" w:w="1350"/>
+            <w:tcMar>
+              <w:top w:type="dxa" w:w="90"/>
+              <w:left w:type="dxa" w:w="110"/>
+              <w:bottom w:type="dxa" w:w="90"/>
+              <w:right w:type="dxa" w:w="110"/>
+            </w:tcMar>
+          </w:tcPr>
+          <w:p>
+            <w:pPr>
+              <w:spacing w:after="40" w:line="260"/>
+            </w:pPr>
+            <w:r>
+              <w:rPr>
+                <w:rFonts w:ascii="Times New Roman" w:cs="Times New Roman" w:eastAsia="SimSun" w:hAnsi="Times New Roman"/>
+                <w:sz w:val="20"/>
+                <w:szCs w:val="20"/>
+              </w:rPr>
+              <w:t>可观测量</w:t>
+            </w:r>
+          </w:p>
+        </w:tc>
+        <w:tc>
+          <w:tcPr>
+            <w:tcW w:type="dxa" w:w="2650"/>
+            <w:tcMar>
+              <w:top w:type="dxa" w:w="90"/>
+              <w:left w:type="dxa" w:w="110"/>
+              <w:bottom w:type="dxa" w:w="90"/>
+              <w:right w:type="dxa" w:w="110"/>
+            </w:tcMar>
+          </w:tcPr>
+          <w:p>
+            <w:pPr>
+              <w:spacing w:after="40" w:line="260"/>
+            </w:pPr>
+            <w:r>
+              <w:rPr>
+                <w:rFonts w:ascii="Times New Roman" w:cs="Times New Roman" w:eastAsia="SimSun" w:hAnsi="Times New Roman"/>
+                <w:sz w:val="20"/>
+                <w:szCs w:val="20"/>
+              </w:rPr>
+              <w:t>笔痕相对强度 I、法向接触力 N</w:t>
+            </w:r>
+          </w:p>
+        </w:tc>
+        <w:tc>
+          <w:tcPr>
+            <w:tcW w:type="dxa" w:w="2850"/>
+            <w:tcMar>
+              <w:top w:type="dxa" w:w="90"/>
+              <w:left w:type="dxa" w:w="110"/>
+              <w:bottom w:type="dxa" w:w="90"/>
+              <w:right w:type="dxa" w:w="110"/>
+            </w:tcMar>
+          </w:tcPr>
+          <w:p>
+            <w:pPr>
+              <w:spacing w:after="40" w:line="260"/>
+            </w:pPr>
+            <w:r>
+              <w:rPr>
+                <w:rFonts w:ascii="Times New Roman" w:cs="Times New Roman" w:eastAsia="SimSun" w:hAnsi="Times New Roman"/>
+                <w:sz w:val="20"/>
+                <w:szCs w:val="20"/>
+              </w:rPr>
+              <w:t>接触过程标定、脱接触判别与力反演</w:t>
+            </w:r>
+          </w:p>
+        </w:tc>
+        <w:tc>
+          <w:tcPr>
+            <w:tcW w:type="dxa" w:w="2070"/>
+            <w:tcMar>
+              <w:top w:type="dxa" w:w="90"/>
+              <w:left w:type="dxa" w:w="110"/>
+              <w:bottom w:type="dxa" w:w="90"/>
+              <w:right w:type="dxa" w:w="110"/>
+            </w:tcMar>
+          </w:tcPr>
+          <w:p>
+            <w:pPr>
+              <w:spacing w:after="40" w:line="260"/>
+            </w:pPr>
+            <w:r>
+              <w:rPr>
+                <w:rFonts w:ascii="Times New Roman" w:cs="Times New Roman" w:eastAsia="SimSun" w:hAnsi="Times New Roman"/>
+                <w:sz w:val="20"/>
+                <w:szCs w:val="20"/>
+              </w:rPr>
+              <w:t>E5、E6、E6A</w:t>
+            </w:r>
+          </w:p>
+        </w:tc>
+      </w:tr>
     </w:tbl>
     <w:p>
       <w:pPr>
@@ -2934,7 +3050,7 @@
           <w:sz w:val="24"/>
           <w:szCs w:val="24"/>
         </w:rPr>
-        <w:t xml:space="preserve">全部实验按“先标定、后复现、再反演”的顺序组织。主复现装置采用“板动、笔不动”布局（图 2）：黑板固定于滑轨小车，由减速电机经绕线轮与鱼线恒速牵引（速度 1–20 cm/s，光电门校验）；粉笔粘接于硅胶弹性臂下端，弹性臂固定于龙门支架，接触角 α 由铰链与量角器设定；法向载荷 R 通过预压挠度设定，并用电子秤替换板面进行标定。该布局便于在板下布置力传感器记录切向力锯齿波。另设竖直板变体（还原真实黑板取向），用于检验重力在跳跃相的角色。</w:t>
+        <w:t>全部实验按“先标定、后复现、再反演”的顺序组织。主复现装置采用“板动、笔不动”布局（图 2）：黑板固定于滑轨小车，由减速电机经绕线轮与鱼线恒速牵引（速度 1–20 cm/s，光电门校验）；粉笔粘接于硅胶弹性臂下端，弹性臂固定于龙门支架，接触角 α 由铰链与量角器设定；法向载荷 R 通过预压挠度设定，并用电子秤替换板面进行标定。该布局便于在板下布置力传感器，记录切向力锯齿波与法向接触力曲线。另设竖直板变体（还原真实黑板取向），用于检验重力在跳跃相的角色。</w:t>
       </w:r>
     </w:p>
     <w:p>
@@ -3589,7 +3705,7 @@
                 <w:sz w:val="20"/>
                 <w:szCs w:val="20"/>
               </w:rPr>
-              <w:t xml:space="preserve">力 + 声学 + 高速视频</w:t>
+              <w:t>切向 / 法向力 + 声学 + 高速视频</w:t>
             </w:r>
           </w:p>
         </w:tc>
@@ -3613,7 +3729,7 @@
                 <w:sz w:val="20"/>
                 <w:szCs w:val="20"/>
               </w:rPr>
-              <w:t xml:space="preserve">t_stick、t_flight、T</w:t>
+              <w:t>t_stick、t_flight、T、N(t)</w:t>
             </w:r>
           </w:p>
         </w:tc>
@@ -3712,6 +3828,104 @@
                 <w:szCs w:val="20"/>
               </w:rPr>
               <w:t xml:space="preserve">p、s、g、w 统计</w:t>
+            </w:r>
+          </w:p>
+        </w:tc>
+      </w:tr>
+      <w:tr>
+        <w:tc>
+          <w:tcPr>
+            <w:tcW w:type="dxa" w:w="850"/>
+            <w:tcMar>
+              <w:top w:type="dxa" w:w="90"/>
+              <w:left w:type="dxa" w:w="110"/>
+              <w:bottom w:type="dxa" w:w="90"/>
+              <w:right w:type="dxa" w:w="110"/>
+            </w:tcMar>
+          </w:tcPr>
+          <w:p>
+            <w:pPr>
+              <w:spacing w:after="40" w:line="260"/>
+            </w:pPr>
+            <w:r>
+              <w:rPr>
+                <w:rFonts w:ascii="Times New Roman" w:cs="Times New Roman" w:eastAsia="SimSun" w:hAnsi="Times New Roman"/>
+                <w:sz w:val="20"/>
+                <w:szCs w:val="20"/>
+              </w:rPr>
+              <w:t>E6A</w:t>
+            </w:r>
+          </w:p>
+        </w:tc>
+        <w:tc>
+          <w:tcPr>
+            <w:tcW w:type="dxa" w:w="2650"/>
+            <w:tcMar>
+              <w:top w:type="dxa" w:w="90"/>
+              <w:left w:type="dxa" w:w="110"/>
+              <w:bottom w:type="dxa" w:w="90"/>
+              <w:right w:type="dxa" w:w="110"/>
+            </w:tcMar>
+          </w:tcPr>
+          <w:p>
+            <w:pPr>
+              <w:spacing w:after="40" w:line="260"/>
+            </w:pPr>
+            <w:r>
+              <w:rPr>
+                <w:rFonts w:ascii="Times New Roman" w:cs="Times New Roman" w:eastAsia="SimSun" w:hAnsi="Times New Roman"/>
+                <w:sz w:val="20"/>
+                <w:szCs w:val="20"/>
+              </w:rPr>
+              <w:t>强度—法向力标定</w:t>
+            </w:r>
+          </w:p>
+        </w:tc>
+        <w:tc>
+          <w:tcPr>
+            <w:tcW w:type="dxa" w:w="3150"/>
+            <w:tcMar>
+              <w:top w:type="dxa" w:w="90"/>
+              <w:left w:type="dxa" w:w="110"/>
+              <w:bottom w:type="dxa" w:w="90"/>
+              <w:right w:type="dxa" w:w="110"/>
+            </w:tcMar>
+          </w:tcPr>
+          <w:p>
+            <w:pPr>
+              <w:spacing w:after="40" w:line="260"/>
+            </w:pPr>
+            <w:r>
+              <w:rPr>
+                <w:rFonts w:ascii="Times New Roman" w:cs="Times New Roman" w:eastAsia="SimSun" w:hAnsi="Times New Roman"/>
+                <w:sz w:val="20"/>
+                <w:szCs w:val="20"/>
+              </w:rPr>
+              <w:t>同步测力 + 原始灰度 + 升降力检验</w:t>
+            </w:r>
+          </w:p>
+        </w:tc>
+        <w:tc>
+          <w:tcPr>
+            <w:tcW w:type="dxa" w:w="2270"/>
+            <w:tcMar>
+              <w:top w:type="dxa" w:w="90"/>
+              <w:left w:type="dxa" w:w="110"/>
+              <w:bottom w:type="dxa" w:w="90"/>
+              <w:right w:type="dxa" w:w="110"/>
+            </w:tcMar>
+          </w:tcPr>
+          <w:p>
+            <w:pPr>
+              <w:spacing w:after="40" w:line="260"/>
+            </w:pPr>
+            <w:r>
+              <w:rPr>
+                <w:rFonts w:ascii="Times New Roman" w:cs="Times New Roman" w:eastAsia="SimSun" w:hAnsi="Times New Roman"/>
+                <w:sz w:val="20"/>
+                <w:szCs w:val="20"/>
+              </w:rPr>
+              <w:t>I–N 标定带、有效反演域</w:t>
             </w:r>
           </w:p>
         </w:tc>
@@ -4215,7 +4429,7 @@
           <w:sz w:val="24"/>
           <w:szCs w:val="24"/>
         </w:rPr>
-        <w:t xml:space="preserve">目的：对单个粘滑周期实现时间分辨，检验三相模型与范本的“3τ/4 跳跃时长”假设。</w:t>
+        <w:t>目的：对单个粘滑周期实现时间分辨，检验三相模型与范本的“3τ/4 跳跃时长”假设，并获得 N 下降段及脱离临界点的直接力测量。</w:t>
       </w:r>
     </w:p>
     <w:p>
@@ -4233,7 +4447,7 @@
           <w:sz w:val="24"/>
           <w:szCs w:val="24"/>
         </w:rPr>
-        <w:t xml:space="preserve">力通道：板下力传感器记录切向锯齿波，读出力降 ΔF 与周期 T；</w:t>
+        <w:t>力通道：板下力传感器记录切向锯齿波，读出力降 ΔF 与周期 T；增加法向力测量，记录 N(t) 卸载曲线。法向力通道的量程、分辨率、带宽、采样率与安装刚度应满足快速脱接触测量，并检查零点、振动背景和惯性影响；</w:t>
       </w:r>
     </w:p>
     <w:p>
@@ -4318,7 +4532,7 @@
           <w:sz w:val="24"/>
           <w:szCs w:val="24"/>
         </w:rPr>
-        <w:t xml:space="preserve">目的：把痕迹变成统计数据。</w:t>
+        <w:t>目的：把痕迹变成统计数据与可标定的强度观测量。</w:t>
       </w:r>
     </w:p>
     <w:p>
@@ -4336,7 +4550,7 @@
           <w:sz w:val="24"/>
           <w:szCs w:val="24"/>
         </w:rPr>
-        <w:t xml:space="preserve">采集：板面旁置标定网格，手机微距垂直拍照（或用平板扫描仪）；</w:t>
+        <w:t>采集：板面旁置标定网格，手机微距垂直拍照（或用平板扫描仪）；固定照明、曝光与拍摄距离，并保留原始灰度图像；</w:t>
       </w:r>
     </w:p>
     <w:p>
@@ -4354,7 +4568,7 @@
           <w:sz w:val="24"/>
           <w:szCs w:val="24"/>
         </w:rPr>
-        <w:t xml:space="preserve">处理：阈值分割 + 连通域分析，自动提取点距 p、点长 s、空白 g、线宽 w；每条件 ≥30 个点取分布而非均值；</w:t>
+        <w:t>处理：几何特征采用阈值分割 + 连通域分析，自动提取点距 p、点长 s、空白 g、线宽 w；每条件 ≥30 个点取分布而非均值；相对强度另在未二值化图像上提取，避免把灰度阈值造成的截断误判为物理突变；</w:t>
       </w:r>
     </w:p>
     <w:p>
@@ -4372,7 +4586,7 @@
           <w:sz w:val="24"/>
           <w:szCs w:val="24"/>
         </w:rPr>
-        <w:t xml:space="preserve">磨损曲线：提取线宽沿笔画的演化 w(x)，供 T3 磨损反演使用；</w:t>
+        <w:t>相对强度：统一感兴趣区域、背景与照明校正，检查灰度响应的线性区和饱和区，不用二值化结果代替强度测量；</w:t>
       </w:r>
     </w:p>
     <w:p>
@@ -4390,6 +4604,24 @@
           <w:sz w:val="24"/>
           <w:szCs w:val="24"/>
         </w:rPr>
+        <w:t xml:space="preserve">磨损曲线：提取线宽沿笔画的演化 w(x)，供 T3 磨损反演使用；</w:t>
+      </w:r>
+    </w:p>
+    <w:p>
+      <w:pPr>
+        <w:pStyle w:val="ListParagraph"/>
+        <w:numPr>
+          <w:ilvl w:val="0"/>
+          <w:numId w:val="2"/>
+        </w:numPr>
+        <w:spacing w:after="80" w:line="300"/>
+      </w:pPr>
+      <w:r>
+        <w:rPr>
+          <w:rFonts w:ascii="Times New Roman" w:cs="Times New Roman" w:eastAsia="SimSun" w:hAnsi="Times New Roman"/>
+          <w:sz w:val="24"/>
+          <w:szCs w:val="24"/>
+        </w:rPr>
         <w:t xml:space="preserve">周期性度量：除均值外给出点距涨落 σ_p/p 与点列功率谱，把“周期性”量化为可对比指标。</w:t>
       </w:r>
     </w:p>
@@ -4407,7 +4639,7 @@
           <w:sz w:val="27"/>
           <w:szCs w:val="27"/>
         </w:rPr>
-        <w:t xml:space="preserve">3.8 E7 盲反演锦标赛（核心亮点）</w:t>
+        <w:t>3.7A E6A 法向接触力—笔痕相对强度联合标定与反演</w:t>
       </w:r>
     </w:p>
     <w:p>
@@ -4421,7 +4653,7 @@
           <w:sz w:val="24"/>
           <w:szCs w:val="24"/>
         </w:rPr>
-        <w:t xml:space="preserve">目的：直接回答题目——仅凭痕迹能反推什么、精度多高。</w:t>
+        <w:t>目的：在 E1–E3 参数标定和 E4–E6 测量链路基础上，检验笔痕相对强度与法向接触力是否存在单调、可重复的关系，并在有效标定域内由笔痕反演 N，辅助检验 N 下降段及脱接触模型。</w:t>
       </w:r>
     </w:p>
     <w:p>
@@ -4439,7 +4671,7 @@
           <w:sz w:val="24"/>
           <w:szCs w:val="24"/>
         </w:rPr>
-        <w:t xml:space="preserve">对抗设计：A 组秘密设定 (v, α, R, d) 画线，B 组仅凭痕迹照片与标定关系反推，按各参数相对误差评分；</w:t>
+        <w:t>同步测量：固定板速、接触角、粉笔批次与预磨规程、板面跑道、照明和曝光；高精度力传感器记录 N(t)，同步保留原始灰度图像与高速视频。传感器带宽、采样率和安装刚度应能分辨快速脱接触，并检查零点、振动背景与惯性影响；</w:t>
       </w:r>
     </w:p>
     <w:p>
@@ -4457,7 +4689,178 @@
           <w:sz w:val="24"/>
           <w:szCs w:val="24"/>
         </w:rPr>
-        <w:t xml:space="preserve">标定库：先用 E4–E6 建立 p(v, α, R) 与 w(d, x) 标定曲面；</w:t>
+        <w:t>分级标定：在多级稳定法向力下绘制等长笔迹，取稳定段强度，每级重复测量；建立 I–N 标定曲线及置信带，并在预期脱离临界区加密测点；</w:t>
+      </w:r>
+    </w:p>
+    <w:p>
+      <w:pPr>
+        <w:pStyle w:val="ListParagraph"/>
+        <w:numPr>
+          <w:ilvl w:val="0"/>
+          <w:numId w:val="2"/>
+        </w:numPr>
+        <w:spacing w:after="80" w:line="300"/>
+      </w:pPr>
+      <w:r>
+        <w:rPr>
+          <w:rFonts w:ascii="Times New Roman" w:cs="Times New Roman" w:eastAsia="SimSun" w:hAnsi="Times New Roman"/>
+          <w:sz w:val="24"/>
+          <w:szCs w:val="24"/>
+        </w:rPr>
+        <w:t>单值性检验：分别进行升力、降力和不同板速实验，检查滞回、速度依赖、磨损漂移与灰度饱和；若关系随条件改变，应使用分条件标定面，不能强行用单一曲线反演；</w:t>
+      </w:r>
+    </w:p>
+    <w:p>
+      <w:pPr>
+        <w:pStyle w:val="ListParagraph"/>
+        <w:numPr>
+          <w:ilvl w:val="0"/>
+          <w:numId w:val="2"/>
+        </w:numPr>
+        <w:spacing w:after="80" w:line="300"/>
+      </w:pPr>
+      <w:r>
+        <w:rPr>
+          <w:rFonts w:ascii="Times New Roman" w:cs="Times New Roman" w:eastAsia="SimSun" w:hAnsi="Times New Roman"/>
+          <w:sz w:val="24"/>
+          <w:szCs w:val="24"/>
+        </w:rPr>
+        <w:t>反演边界：只在单调且灵敏度足够的区间反演；零强度仅表示脱接触或低于检测限，不直接等价于 N = 0。由标定斜率、灰度噪声和重复性传播反演不确定度；</w:t>
+      </w:r>
+    </w:p>
+    <w:p>
+      <w:pPr>
+        <w:pStyle w:val="ListParagraph"/>
+        <w:numPr>
+          <w:ilvl w:val="0"/>
+          <w:numId w:val="2"/>
+        </w:numPr>
+        <w:spacing w:after="80" w:line="300"/>
+      </w:pPr>
+      <w:r>
+        <w:rPr>
+          <w:rFonts w:ascii="Times New Roman" w:cs="Times New Roman" w:eastAsia="SimSun" w:hAnsi="Times New Roman"/>
+          <w:sz w:val="24"/>
+          <w:szCs w:val="24"/>
+        </w:rPr>
+        <w:t>独立验证：标定组与验证组分开。E1–E3 参数冻结后，用新工况的笔痕反演 N，并与 E5 传感器直接测得的法向力曲线比较，不用验证组重新调参；</w:t>
+      </w:r>
+    </w:p>
+    <w:p>
+      <w:pPr>
+        <w:pStyle w:val="ListParagraph"/>
+        <w:numPr>
+          <w:ilvl w:val="0"/>
+          <w:numId w:val="2"/>
+        </w:numPr>
+        <w:spacing w:after="80" w:line="300"/>
+      </w:pPr>
+      <w:r>
+        <w:rPr>
+          <w:rFonts w:ascii="Times New Roman" w:cs="Times New Roman" w:eastAsia="SimSun" w:hAnsi="Times New Roman"/>
+          <w:sz w:val="24"/>
+          <w:szCs w:val="24"/>
+        </w:rPr>
+        <w:t>截断判别：若原始强度已趋近背景且截断位置随图像阈值移动，则优先判为表观截断；若截断前存在有限临界强度且对应可重复的临界 N，则支持真实脱接触突变，需在模型中引入脱接触判据或失稳机制。</w:t>
+      </w:r>
+    </w:p>
+    <w:p>
+      <w:pPr>
+        <w:spacing w:after="160" w:line="300"/>
+        <w:ind w:firstLine="475"/>
+      </w:pPr>
+      <w:r>
+        <w:rPr>
+          <w:rFonts w:ascii="Times New Roman" w:cs="Times New Roman" w:eastAsia="SimSun" w:hAnsi="Times New Roman"/>
+          <w:sz w:val="24"/>
+          <w:szCs w:val="24"/>
+        </w:rPr>
+        <w:t>产出：I–N 标定曲线或曲面、有效反演区间、滞回与速度 / 磨损依赖、反演误差，以及截断前的临界强度和临界法向力。</w:t>
+      </w:r>
+    </w:p>
+    <w:p>
+      <w:pPr>
+        <w:pStyle w:val="Heading2"/>
+        <w:spacing w:after="120" w:before="260"/>
+      </w:pPr>
+      <w:r>
+        <w:rPr>
+          <w:rFonts w:ascii="Arial" w:cs="Arial" w:eastAsia="Microsoft YaHei" w:hAnsi="Arial"/>
+          <w:b/>
+          <w:bCs/>
+          <w:color w:val="37474F"/>
+          <w:sz w:val="27"/>
+          <w:szCs w:val="27"/>
+        </w:rPr>
+        <w:t xml:space="preserve">3.8 E7 盲反演锦标赛（核心亮点）</w:t>
+      </w:r>
+    </w:p>
+    <w:p>
+      <w:pPr>
+        <w:spacing w:after="160" w:line="300"/>
+        <w:ind w:firstLine="475"/>
+      </w:pPr>
+      <w:r>
+        <w:rPr>
+          <w:rFonts w:ascii="Times New Roman" w:cs="Times New Roman" w:eastAsia="SimSun" w:hAnsi="Times New Roman"/>
+          <w:sz w:val="24"/>
+          <w:szCs w:val="24"/>
+        </w:rPr>
+        <w:t xml:space="preserve">目的：直接回答题目——仅凭痕迹能反推什么、精度多高。</w:t>
+      </w:r>
+    </w:p>
+    <w:p>
+      <w:pPr>
+        <w:pStyle w:val="ListParagraph"/>
+        <w:numPr>
+          <w:ilvl w:val="0"/>
+          <w:numId w:val="2"/>
+        </w:numPr>
+        <w:spacing w:after="80" w:line="300"/>
+      </w:pPr>
+      <w:r>
+        <w:rPr>
+          <w:rFonts w:ascii="Times New Roman" w:cs="Times New Roman" w:eastAsia="SimSun" w:hAnsi="Times New Roman"/>
+          <w:sz w:val="24"/>
+          <w:szCs w:val="24"/>
+        </w:rPr>
+        <w:t xml:space="preserve">对抗设计：A 组秘密设定 (v, α, R, d) 画线，B 组仅凭痕迹照片与标定关系反推，按各参数相对误差评分；</w:t>
+      </w:r>
+    </w:p>
+    <w:p>
+      <w:pPr>
+        <w:pStyle w:val="ListParagraph"/>
+        <w:numPr>
+          <w:ilvl w:val="0"/>
+          <w:numId w:val="2"/>
+        </w:numPr>
+        <w:spacing w:after="80" w:line="300"/>
+      </w:pPr>
+      <w:r>
+        <w:rPr>
+          <w:rFonts w:ascii="Times New Roman" w:cs="Times New Roman" w:eastAsia="SimSun" w:hAnsi="Times New Roman"/>
+          <w:sz w:val="24"/>
+          <w:szCs w:val="24"/>
+        </w:rPr>
+        <w:t>标定库：先用 E4–E6 建立 p(v, α, R) 与 w(d, x) 标定曲面，并由 E6A 建立笔痕相对强度—法向接触力标定关系；</w:t>
+      </w:r>
+    </w:p>
+    <w:p>
+      <w:pPr>
+        <w:pStyle w:val="ListParagraph"/>
+        <w:numPr>
+          <w:ilvl w:val="0"/>
+          <w:numId w:val="2"/>
+        </w:numPr>
+        <w:spacing w:after="80" w:line="300"/>
+      </w:pPr>
+      <w:r>
+        <w:rPr>
+          <w:rFonts w:ascii="Times New Roman" w:cs="Times New Roman" w:eastAsia="SimSun" w:hAnsi="Times New Roman"/>
+          <w:sz w:val="24"/>
+          <w:szCs w:val="24"/>
+        </w:rPr>
+        <w:t>法向力反演：仅在 E6A 确认的有效标定域内，由笔痕相对强度反演 N，并与 E5 的直接力测量对照；零强度和灰度饱和区不作连续反演；</w:t>
       </w:r>
     </w:p>
     <w:p>
@@ -6120,6 +6523,104 @@
           </w:p>
         </w:tc>
       </w:tr>
+      <w:tr>
+        <w:tc>
+          <w:tcPr>
+            <w:tcW w:type="dxa" w:w="2450"/>
+            <w:tcMar>
+              <w:top w:type="dxa" w:w="90"/>
+              <w:left w:type="dxa" w:w="110"/>
+              <w:bottom w:type="dxa" w:w="90"/>
+              <w:right w:type="dxa" w:w="110"/>
+            </w:tcMar>
+          </w:tcPr>
+          <w:p>
+            <w:pPr>
+              <w:spacing w:after="40" w:line="260"/>
+            </w:pPr>
+            <w:r>
+              <w:rPr>
+                <w:rFonts w:ascii="Times New Roman" w:cs="Times New Roman" w:eastAsia="SimSun" w:hAnsi="Times New Roman"/>
+                <w:sz w:val="20"/>
+                <w:szCs w:val="20"/>
+              </w:rPr>
+              <w:t>笔痕相对强度 I</w:t>
+            </w:r>
+          </w:p>
+        </w:tc>
+        <w:tc>
+          <w:tcPr>
+            <w:tcW w:type="dxa" w:w="2650"/>
+            <w:tcMar>
+              <w:top w:type="dxa" w:w="90"/>
+              <w:left w:type="dxa" w:w="110"/>
+              <w:bottom w:type="dxa" w:w="90"/>
+              <w:right w:type="dxa" w:w="110"/>
+            </w:tcMar>
+          </w:tcPr>
+          <w:p>
+            <w:pPr>
+              <w:spacing w:after="40" w:line="260"/>
+            </w:pPr>
+            <w:r>
+              <w:rPr>
+                <w:rFonts w:ascii="Times New Roman" w:cs="Times New Roman" w:eastAsia="SimSun" w:hAnsi="Times New Roman"/>
+                <w:sz w:val="20"/>
+                <w:szCs w:val="20"/>
+              </w:rPr>
+              <w:t>E6A 标定曲线 / 曲面的反函数（限有效域）</w:t>
+            </w:r>
+          </w:p>
+        </w:tc>
+        <w:tc>
+          <w:tcPr>
+            <w:tcW w:type="dxa" w:w="2350"/>
+            <w:tcMar>
+              <w:top w:type="dxa" w:w="90"/>
+              <w:left w:type="dxa" w:w="110"/>
+              <w:bottom w:type="dxa" w:w="90"/>
+              <w:right w:type="dxa" w:w="110"/>
+            </w:tcMar>
+          </w:tcPr>
+          <w:p>
+            <w:pPr>
+              <w:spacing w:after="40" w:line="260"/>
+            </w:pPr>
+            <w:r>
+              <w:rPr>
+                <w:rFonts w:ascii="Times New Roman" w:cs="Times New Roman" w:eastAsia="SimSun" w:hAnsi="Times New Roman"/>
+                <w:sz w:val="20"/>
+                <w:szCs w:val="20"/>
+              </w:rPr>
+              <w:t>法向接触力 N</w:t>
+            </w:r>
+          </w:p>
+        </w:tc>
+        <w:tc>
+          <w:tcPr>
+            <w:tcW w:type="dxa" w:w="1470"/>
+            <w:tcMar>
+              <w:top w:type="dxa" w:w="90"/>
+              <w:left w:type="dxa" w:w="110"/>
+              <w:bottom w:type="dxa" w:w="90"/>
+              <w:right w:type="dxa" w:w="110"/>
+            </w:tcMar>
+          </w:tcPr>
+          <w:p>
+            <w:pPr>
+              <w:spacing w:after="40" w:line="260"/>
+            </w:pPr>
+            <w:r>
+              <w:rPr>
+                <w:rFonts w:ascii="Times New Roman" w:cs="Times New Roman" w:eastAsia="SimSun" w:hAnsi="Times New Roman"/>
+                <w:sz w:val="20"/>
+                <w:szCs w:val="20"/>
+              </w:rPr>
+              <w:t>E5、E6、E6A</w:t>
+            </w:r>
+          </w:p>
+        </w:tc>
+      </w:tr>
     </w:tbl>
     <w:p>
       <w:pPr>
@@ -6132,7 +6633,7 @@
           <w:sz w:val="24"/>
           <w:szCs w:val="24"/>
         </w:rPr>
-        <w:t xml:space="preserve">不确定度预算要点：p 的统计误差由 ≥30 点分布给出；R 与 k 的标定误差经灵敏度分析传播到反演结果；报告中以误差椭圆或相关系数矩阵呈现反演置信度。</w:t>
+        <w:t>不确定度预算要点：p 的统计误差由 ≥30 点分布给出；R 与 k 的标定误差经灵敏度分析传播到反演结果；报告中以误差椭圆或相关系数矩阵呈现反演置信度。 笔痕反演 N 的不确定度还需包括标定斜率、灰度噪声、板速与磨损漂移；零强度和灰度饱和区不作连续反演。</w:t>
       </w:r>
     </w:p>
     <w:p>
@@ -6163,7 +6664,7 @@
           <w:sz w:val="24"/>
           <w:szCs w:val="24"/>
         </w:rPr>
-        <w:t xml:space="preserve">假设普通物理实验室已提供力传感器、光电门、天平与手机（慢动作）。以下为新增采购，总预算控制在 350 元以内。</w:t>
+        <w:t>假设普通物理实验室已提供力传感器、光电门、天平与手机（慢动作）。E5 / E6A 所用法向力传感器需另核对量程、分辨率、带宽与安装刚度。以下为新增采购，总预算控制在 350 元以内。</w:t>
       </w:r>
     </w:p>
     <w:tbl>
@@ -6877,7 +7378,7 @@
                 <w:sz w:val="20"/>
                 <w:szCs w:val="20"/>
               </w:rPr>
-              <w:t xml:space="preserve">E5、E6</w:t>
+              <w:t>E5、E6、E6A</w:t>
             </w:r>
           </w:p>
         </w:tc>
@@ -7427,7 +7928,7 @@
                 <w:sz w:val="20"/>
                 <w:szCs w:val="20"/>
               </w:rPr>
-              <w:t xml:space="preserve">搭建 E4 主装置，三通道联调，复现虚线</w:t>
+              <w:t>搭建 E4 主装置，力（切向 / 法向）、声学、视频联调，复现虚线</w:t>
             </w:r>
           </w:p>
         </w:tc>
@@ -7451,7 +7952,7 @@
                 <w:sz w:val="20"/>
                 <w:szCs w:val="20"/>
               </w:rPr>
-              <w:t xml:space="preserve">首条可重复虚线 + 同步数据</w:t>
+              <w:t>首条可重复虚线 + 同步数据与 N(t) 曲线</w:t>
             </w:r>
           </w:p>
         </w:tc>
@@ -7501,7 +8002,7 @@
                 <w:sz w:val="20"/>
                 <w:szCs w:val="20"/>
               </w:rPr>
-              <w:t xml:space="preserve">(α, v, R) 参数扫描 + E6 痕迹计量</w:t>
+              <w:t>(α, v, R) 参数扫描 + E6 痕迹计量 + E6A 联合标定</w:t>
             </w:r>
           </w:p>
         </w:tc>
@@ -7525,7 +8026,7 @@
                 <w:sz w:val="20"/>
                 <w:szCs w:val="20"/>
               </w:rPr>
-              <w:t xml:space="preserve">标定曲面 p(v, α, R)、相图初版</w:t>
+              <w:t>标定曲面 p(v, α, R)、相图初版、I–N 标定带与有效反演域</w:t>
             </w:r>
           </w:p>
         </w:tc>
@@ -8384,6 +8885,228 @@
                 <w:szCs w:val="20"/>
               </w:rPr>
               <w:t xml:space="preserve">统一弹性臂、载荷与速度规程；以无量纲组而非原始参数对比</w:t>
+            </w:r>
+          </w:p>
+        </w:tc>
+      </w:tr>
+      <w:tr>
+        <w:tc>
+          <w:tcPr>
+            <w:tcW w:type="dxa" w:w="2150"/>
+            <w:tcMar>
+              <w:top w:type="dxa" w:w="90"/>
+              <w:left w:type="dxa" w:w="110"/>
+              <w:bottom w:type="dxa" w:w="90"/>
+              <w:right w:type="dxa" w:w="110"/>
+            </w:tcMar>
+          </w:tcPr>
+          <w:p>
+            <w:pPr>
+              <w:spacing w:after="40" w:line="260"/>
+            </w:pPr>
+            <w:r>
+              <w:rPr>
+                <w:rFonts w:ascii="Times New Roman" w:cs="Times New Roman" w:eastAsia="SimSun" w:hAnsi="Times New Roman"/>
+                <w:sz w:val="20"/>
+                <w:szCs w:val="20"/>
+              </w:rPr>
+              <w:t>力通道动态响应不足</w:t>
+            </w:r>
+          </w:p>
+        </w:tc>
+        <w:tc>
+          <w:tcPr>
+            <w:tcW w:type="dxa" w:w="3050"/>
+            <w:tcMar>
+              <w:top w:type="dxa" w:w="90"/>
+              <w:left w:type="dxa" w:w="110"/>
+              <w:bottom w:type="dxa" w:w="90"/>
+              <w:right w:type="dxa" w:w="110"/>
+            </w:tcMar>
+          </w:tcPr>
+          <w:p>
+            <w:pPr>
+              <w:spacing w:after="40" w:line="260"/>
+            </w:pPr>
+            <w:r>
+              <w:rPr>
+                <w:rFonts w:ascii="Times New Roman" w:cs="Times New Roman" w:eastAsia="SimSun" w:hAnsi="Times New Roman"/>
+                <w:sz w:val="20"/>
+                <w:szCs w:val="20"/>
+              </w:rPr>
+              <w:t>快速脱接触被抹平或测量系统改变原接触动力学</w:t>
+            </w:r>
+          </w:p>
+        </w:tc>
+        <w:tc>
+          <w:tcPr>
+            <w:tcW w:type="dxa" w:w="3720"/>
+            <w:tcMar>
+              <w:top w:type="dxa" w:w="90"/>
+              <w:left w:type="dxa" w:w="110"/>
+              <w:bottom w:type="dxa" w:w="90"/>
+              <w:right w:type="dxa" w:w="110"/>
+            </w:tcMar>
+          </w:tcPr>
+          <w:p>
+            <w:pPr>
+              <w:spacing w:after="40" w:line="260"/>
+            </w:pPr>
+            <w:r>
+              <w:rPr>
+                <w:rFonts w:ascii="Times New Roman" w:cs="Times New Roman" w:eastAsia="SimSun" w:hAnsi="Times New Roman"/>
+                <w:sz w:val="20"/>
+                <w:szCs w:val="20"/>
+              </w:rPr>
+              <w:t>核对量程、分辨率、带宽、采样率与安装刚度；做零点、惯性及振动背景检查</w:t>
+            </w:r>
+          </w:p>
+        </w:tc>
+      </w:tr>
+      <w:tr>
+        <w:tc>
+          <w:tcPr>
+            <w:tcW w:type="dxa" w:w="2150"/>
+            <w:tcMar>
+              <w:top w:type="dxa" w:w="90"/>
+              <w:left w:type="dxa" w:w="110"/>
+              <w:bottom w:type="dxa" w:w="90"/>
+              <w:right w:type="dxa" w:w="110"/>
+            </w:tcMar>
+          </w:tcPr>
+          <w:p>
+            <w:pPr>
+              <w:spacing w:after="40" w:line="260"/>
+            </w:pPr>
+            <w:r>
+              <w:rPr>
+                <w:rFonts w:ascii="Times New Roman" w:cs="Times New Roman" w:eastAsia="SimSun" w:hAnsi="Times New Roman"/>
+                <w:sz w:val="20"/>
+                <w:szCs w:val="20"/>
+              </w:rPr>
+              <w:t>灰度饱和或阈值截断</w:t>
+            </w:r>
+          </w:p>
+        </w:tc>
+        <w:tc>
+          <w:tcPr>
+            <w:tcW w:type="dxa" w:w="3050"/>
+            <w:tcMar>
+              <w:top w:type="dxa" w:w="90"/>
+              <w:left w:type="dxa" w:w="110"/>
+              <w:bottom w:type="dxa" w:w="90"/>
+              <w:right w:type="dxa" w:w="110"/>
+            </w:tcMar>
+          </w:tcPr>
+          <w:p>
+            <w:pPr>
+              <w:spacing w:after="40" w:line="260"/>
+            </w:pPr>
+            <w:r>
+              <w:rPr>
+                <w:rFonts w:ascii="Times New Roman" w:cs="Times New Roman" w:eastAsia="SimSun" w:hAnsi="Times New Roman"/>
+                <w:sz w:val="20"/>
+                <w:szCs w:val="20"/>
+              </w:rPr>
+              <w:t>把表观截断误判为物理突变，或造成强度多值</w:t>
+            </w:r>
+          </w:p>
+        </w:tc>
+        <w:tc>
+          <w:tcPr>
+            <w:tcW w:type="dxa" w:w="3720"/>
+            <w:tcMar>
+              <w:top w:type="dxa" w:w="90"/>
+              <w:left w:type="dxa" w:w="110"/>
+              <w:bottom w:type="dxa" w:w="90"/>
+              <w:right w:type="dxa" w:w="110"/>
+            </w:tcMar>
+          </w:tcPr>
+          <w:p>
+            <w:pPr>
+              <w:spacing w:after="40" w:line="260"/>
+            </w:pPr>
+            <w:r>
+              <w:rPr>
+                <w:rFonts w:ascii="Times New Roman" w:cs="Times New Roman" w:eastAsia="SimSun" w:hAnsi="Times New Roman"/>
+                <w:sz w:val="20"/>
+                <w:szCs w:val="20"/>
+              </w:rPr>
+              <w:t>固定照明与曝光，保留原始灰度；标定光学线性区，几何分割与强度提取分开</w:t>
+            </w:r>
+          </w:p>
+        </w:tc>
+      </w:tr>
+      <w:tr>
+        <w:tc>
+          <w:tcPr>
+            <w:tcW w:type="dxa" w:w="2150"/>
+            <w:tcMar>
+              <w:top w:type="dxa" w:w="90"/>
+              <w:left w:type="dxa" w:w="110"/>
+              <w:bottom w:type="dxa" w:w="90"/>
+              <w:right w:type="dxa" w:w="110"/>
+            </w:tcMar>
+          </w:tcPr>
+          <w:p>
+            <w:pPr>
+              <w:spacing w:after="40" w:line="260"/>
+            </w:pPr>
+            <w:r>
+              <w:rPr>
+                <w:rFonts w:ascii="Times New Roman" w:cs="Times New Roman" w:eastAsia="SimSun" w:hAnsi="Times New Roman"/>
+                <w:sz w:val="20"/>
+                <w:szCs w:val="20"/>
+              </w:rPr>
+              <w:t>强度—力关系非单值</w:t>
+            </w:r>
+          </w:p>
+        </w:tc>
+        <w:tc>
+          <w:tcPr>
+            <w:tcW w:type="dxa" w:w="3050"/>
+            <w:tcMar>
+              <w:top w:type="dxa" w:w="90"/>
+              <w:left w:type="dxa" w:w="110"/>
+              <w:bottom w:type="dxa" w:w="90"/>
+              <w:right w:type="dxa" w:w="110"/>
+            </w:tcMar>
+          </w:tcPr>
+          <w:p>
+            <w:pPr>
+              <w:spacing w:after="40" w:line="260"/>
+            </w:pPr>
+            <w:r>
+              <w:rPr>
+                <w:rFonts w:ascii="Times New Roman" w:cs="Times New Roman" w:eastAsia="SimSun" w:hAnsi="Times New Roman"/>
+                <w:sz w:val="20"/>
+                <w:szCs w:val="20"/>
+              </w:rPr>
+              <w:t>笔痕反演法向力失真</w:t>
+            </w:r>
+          </w:p>
+        </w:tc>
+        <w:tc>
+          <w:tcPr>
+            <w:tcW w:type="dxa" w:w="3720"/>
+            <w:tcMar>
+              <w:top w:type="dxa" w:w="90"/>
+              <w:left w:type="dxa" w:w="110"/>
+              <w:bottom w:type="dxa" w:w="90"/>
+              <w:right w:type="dxa" w:w="110"/>
+            </w:tcMar>
+          </w:tcPr>
+          <w:p>
+            <w:pPr>
+              <w:spacing w:after="40" w:line="260"/>
+            </w:pPr>
+            <w:r>
+              <w:rPr>
+                <w:rFonts w:ascii="Times New Roman" w:cs="Times New Roman" w:eastAsia="SimSun" w:hAnsi="Times New Roman"/>
+                <w:sz w:val="20"/>
+                <w:szCs w:val="20"/>
+              </w:rPr>
+              <w:t>检验升力 / 降力滞回及速度、磨损依赖；只在单调、可重复且灵敏度足够的标定域内反演</w:t>
             </w:r>
           </w:p>
         </w:tc>
